--- a/4. RESULTADOS/Resultados_mecanismos/T04_elasticidad_implicita.docx
+++ b/4. RESULTADOS/Resultados_mecanismos/T04_elasticidad_implicita.docx
@@ -600,7 +600,7 @@
                 <w:szCs w:val="22"/>
                 <w:color w:val="000000"/>
               </w:rPr>
-              <w:t xml:space="preserve">4.030</w:t>
+              <w:t xml:space="preserve">4.038</w:t>
             </w:r>
           </w:p>
         </w:tc>
@@ -655,7 +655,7 @@
                 <w:szCs w:val="22"/>
                 <w:color w:val="000000"/>
               </w:rPr>
-              <w:t xml:space="preserve">-0.268</w:t>
+              <w:t xml:space="preserve">-1.754</w:t>
             </w:r>
           </w:p>
         </w:tc>
@@ -710,7 +710,7 @@
                 <w:szCs w:val="22"/>
                 <w:color w:val="000000"/>
               </w:rPr>
-              <w:t xml:space="preserve">-1.355</w:t>
+              <w:t xml:space="preserve">-2.945</w:t>
             </w:r>
           </w:p>
         </w:tc>
@@ -765,7 +765,7 @@
                 <w:szCs w:val="22"/>
                 <w:color w:val="000000"/>
               </w:rPr>
-              <w:t xml:space="preserve">0.819</w:t>
+              <w:t xml:space="preserve">-0.562</w:t>
             </w:r>
           </w:p>
         </w:tc>
@@ -820,7 +820,7 @@
                 <w:szCs w:val="22"/>
                 <w:color w:val="000000"/>
               </w:rPr>
-              <w:t xml:space="preserve">-0.066</w:t>
+              <w:t xml:space="preserve">-0.434</w:t>
             </w:r>
           </w:p>
         </w:tc>
@@ -875,7 +875,7 @@
                 <w:szCs w:val="22"/>
                 <w:color w:val="000000"/>
               </w:rPr>
-              <w:t xml:space="preserve">-0.336</w:t>
+              <w:t xml:space="preserve">-0.729</w:t>
             </w:r>
           </w:p>
         </w:tc>
@@ -930,7 +930,7 @@
                 <w:szCs w:val="22"/>
                 <w:color w:val="000000"/>
               </w:rPr>
-              <w:t xml:space="preserve">0.203</w:t>
+              <w:t xml:space="preserve">-0.139</w:t>
             </w:r>
           </w:p>
         </w:tc>
@@ -1045,7 +1045,7 @@
                 <w:szCs w:val="22"/>
                 <w:color w:val="000000"/>
               </w:rPr>
-              <w:t xml:space="preserve">0.236</w:t>
+              <w:t xml:space="preserve">0.212</w:t>
             </w:r>
           </w:p>
         </w:tc>
@@ -1100,7 +1100,7 @@
                 <w:szCs w:val="22"/>
                 <w:color w:val="000000"/>
               </w:rPr>
-              <w:t xml:space="preserve">-0.808</w:t>
+              <w:t xml:space="preserve">-0.924</w:t>
             </w:r>
           </w:p>
         </w:tc>
@@ -1155,7 +1155,7 @@
                 <w:szCs w:val="22"/>
                 <w:color w:val="000000"/>
               </w:rPr>
-              <w:t xml:space="preserve">-1.791</w:t>
+              <w:t xml:space="preserve">-1.988</w:t>
             </w:r>
           </w:p>
         </w:tc>
@@ -1210,7 +1210,7 @@
                 <w:szCs w:val="22"/>
                 <w:color w:val="000000"/>
               </w:rPr>
-              <w:t xml:space="preserve">0.176</w:t>
+              <w:t xml:space="preserve">0.139</w:t>
             </w:r>
           </w:p>
         </w:tc>
@@ -1265,7 +1265,7 @@
                 <w:szCs w:val="22"/>
                 <w:color w:val="000000"/>
               </w:rPr>
-              <w:t xml:space="preserve">-3.416</w:t>
+              <w:t xml:space="preserve">-4.355</w:t>
             </w:r>
           </w:p>
         </w:tc>
@@ -1320,7 +1320,7 @@
                 <w:szCs w:val="22"/>
                 <w:color w:val="000000"/>
               </w:rPr>
-              <w:t xml:space="preserve">-7.575</w:t>
+              <w:t xml:space="preserve">-9.366</w:t>
             </w:r>
           </w:p>
         </w:tc>
@@ -1375,7 +1375,7 @@
                 <w:szCs w:val="22"/>
                 <w:color w:val="000000"/>
               </w:rPr>
-              <w:t xml:space="preserve">0.744</w:t>
+              <w:t xml:space="preserve">0.656</w:t>
             </w:r>
           </w:p>
         </w:tc>
@@ -1490,7 +1490,7 @@
                 <w:szCs w:val="22"/>
                 <w:color w:val="000000"/>
               </w:rPr>
-              <w:t xml:space="preserve">4.767</w:t>
+              <w:t xml:space="preserve">4.700</w:t>
             </w:r>
           </w:p>
         </w:tc>
@@ -1545,7 +1545,7 @@
                 <w:szCs w:val="22"/>
                 <w:color w:val="000000"/>
               </w:rPr>
-              <w:t xml:space="preserve">0.362</w:t>
+              <w:t xml:space="preserve">-0.720</w:t>
             </w:r>
           </w:p>
         </w:tc>
@@ -1600,7 +1600,7 @@
                 <w:szCs w:val="22"/>
                 <w:color w:val="000000"/>
               </w:rPr>
-              <w:t xml:space="preserve">-0.865</w:t>
+              <w:t xml:space="preserve">-2.019</w:t>
             </w:r>
           </w:p>
         </w:tc>
@@ -1655,7 +1655,7 @@
                 <w:szCs w:val="22"/>
                 <w:color w:val="000000"/>
               </w:rPr>
-              <w:t xml:space="preserve">1.590</w:t>
+              <w:t xml:space="preserve">0.580</w:t>
             </w:r>
           </w:p>
         </w:tc>
@@ -1710,7 +1710,7 @@
                 <w:szCs w:val="22"/>
                 <w:color w:val="000000"/>
               </w:rPr>
-              <w:t xml:space="preserve">0.076</w:t>
+              <w:t xml:space="preserve">-0.153</w:t>
             </w:r>
           </w:p>
         </w:tc>
@@ -1765,7 +1765,7 @@
                 <w:szCs w:val="22"/>
                 <w:color w:val="000000"/>
               </w:rPr>
-              <w:t xml:space="preserve">-0.182</w:t>
+              <w:t xml:space="preserve">-0.430</w:t>
             </w:r>
           </w:p>
         </w:tc>
@@ -1820,7 +1820,7 @@
                 <w:szCs w:val="22"/>
                 <w:color w:val="000000"/>
               </w:rPr>
-              <w:t xml:space="preserve">0.334</w:t>
+              <w:t xml:space="preserve">0.123</w:t>
             </w:r>
           </w:p>
         </w:tc>
@@ -1935,7 +1935,7 @@
                 <w:szCs w:val="22"/>
                 <w:color w:val="000000"/>
               </w:rPr>
-              <w:t xml:space="preserve">4.772</w:t>
+              <w:t xml:space="preserve">4.765</w:t>
             </w:r>
           </w:p>
         </w:tc>
@@ -1990,7 +1990,7 @@
                 <w:szCs w:val="22"/>
                 <w:color w:val="000000"/>
               </w:rPr>
-              <w:t xml:space="preserve">0.280</w:t>
+              <w:t xml:space="preserve">-1.200</w:t>
             </w:r>
           </w:p>
         </w:tc>
@@ -2045,7 +2045,7 @@
                 <w:szCs w:val="22"/>
                 <w:color w:val="000000"/>
               </w:rPr>
-              <w:t xml:space="preserve">-0.895</w:t>
+              <w:t xml:space="preserve">-2.458</w:t>
             </w:r>
           </w:p>
         </w:tc>
@@ -2100,7 +2100,7 @@
                 <w:szCs w:val="22"/>
                 <w:color w:val="000000"/>
               </w:rPr>
-              <w:t xml:space="preserve">1.455</w:t>
+              <w:t xml:space="preserve">0.058</w:t>
             </w:r>
           </w:p>
         </w:tc>
@@ -2155,7 +2155,7 @@
                 <w:szCs w:val="22"/>
                 <w:color w:val="000000"/>
               </w:rPr>
-              <w:t xml:space="preserve">0.059</w:t>
+              <w:t xml:space="preserve">-0.252</w:t>
             </w:r>
           </w:p>
         </w:tc>
@@ -2210,7 +2210,7 @@
                 <w:szCs w:val="22"/>
                 <w:color w:val="000000"/>
               </w:rPr>
-              <w:t xml:space="preserve">-0.187</w:t>
+              <w:t xml:space="preserve">-0.516</w:t>
             </w:r>
           </w:p>
         </w:tc>
@@ -2265,7 +2265,7 @@
                 <w:szCs w:val="22"/>
                 <w:color w:val="000000"/>
               </w:rPr>
-              <w:t xml:space="preserve">0.305</w:t>
+              <w:t xml:space="preserve">0.012</w:t>
             </w:r>
           </w:p>
         </w:tc>
@@ -2380,7 +2380,7 @@
                 <w:szCs w:val="22"/>
                 <w:color w:val="000000"/>
               </w:rPr>
-              <w:t xml:space="preserve">10.886</w:t>
+              <w:t xml:space="preserve">10.907</w:t>
             </w:r>
           </w:p>
         </w:tc>
@@ -2435,7 +2435,7 @@
                 <w:szCs w:val="22"/>
                 <w:color w:val="000000"/>
               </w:rPr>
-              <w:t xml:space="preserve">-1.504</w:t>
+              <w:t xml:space="preserve">-3.071</w:t>
             </w:r>
           </w:p>
         </w:tc>
@@ -2490,7 +2490,7 @@
                 <w:szCs w:val="22"/>
                 <w:color w:val="000000"/>
               </w:rPr>
-              <w:t xml:space="preserve">-2.595</w:t>
+              <w:t xml:space="preserve">-4.260</w:t>
             </w:r>
           </w:p>
         </w:tc>
@@ -2545,7 +2545,7 @@
                 <w:szCs w:val="22"/>
                 <w:color w:val="000000"/>
               </w:rPr>
-              <w:t xml:space="preserve">-0.414</w:t>
+              <w:t xml:space="preserve">-1.883</w:t>
             </w:r>
           </w:p>
         </w:tc>
@@ -2600,7 +2600,7 @@
                 <w:szCs w:val="22"/>
                 <w:color w:val="000000"/>
               </w:rPr>
-              <w:t xml:space="preserve">-0.138</w:t>
+              <w:t xml:space="preserve">-0.282</w:t>
             </w:r>
           </w:p>
         </w:tc>
@@ -2655,7 +2655,7 @@
                 <w:szCs w:val="22"/>
                 <w:color w:val="000000"/>
               </w:rPr>
-              <w:t xml:space="preserve">-0.238</w:t>
+              <w:t xml:space="preserve">-0.391</w:t>
             </w:r>
           </w:p>
         </w:tc>
@@ -2710,7 +2710,7 @@
                 <w:szCs w:val="22"/>
                 <w:color w:val="000000"/>
               </w:rPr>
-              <w:t xml:space="preserve">-0.038</w:t>
+              <w:t xml:space="preserve">-0.173</w:t>
             </w:r>
           </w:p>
         </w:tc>
